--- a/Templates/order_air_reply.docx
+++ b/Templates/order_air_reply.docx
@@ -238,27 +238,7 @@
                 <w:sz w:val="18"/>
                 <w:szCs w:val="18"/>
               </w:rPr>
-              <w:t>{{</w:t>
-            </w:r>
-            <w:proofErr w:type="spellStart"/>
-            <w:r>
-              <w:rPr>
-                <w:rFonts w:ascii="Bookman Old Style" w:hAnsi="Bookman Old Style" w:cs="Arial"/>
-                <w:b/>
-                <w:sz w:val="18"/>
-                <w:szCs w:val="18"/>
-              </w:rPr>
-              <w:t>case_number_only</w:t>
-            </w:r>
-            <w:proofErr w:type="spellEnd"/>
-            <w:r>
-              <w:rPr>
-                <w:rFonts w:ascii="Bookman Old Style" w:hAnsi="Bookman Old Style" w:cs="Arial"/>
-                <w:b/>
-                <w:sz w:val="18"/>
-                <w:szCs w:val="18"/>
-              </w:rPr>
-              <w:t>}}</w:t>
+              <w:t>{{case_number_only}}</w:t>
             </w:r>
             <w:r>
               <w:rPr>
@@ -325,27 +305,7 @@
                 <w:sz w:val="24"/>
                 <w:szCs w:val="24"/>
               </w:rPr>
-              <w:t>{{</w:t>
-            </w:r>
-            <w:proofErr w:type="spellStart"/>
-            <w:r>
-              <w:rPr>
-                <w:rFonts w:ascii="Bookman Old Style" w:eastAsia="Bookman Old Style" w:hAnsi="Bookman Old Style" w:cs="Bookman Old Style"/>
-                <w:b/>
-                <w:sz w:val="24"/>
-                <w:szCs w:val="24"/>
-              </w:rPr>
-              <w:t>client_name</w:t>
-            </w:r>
-            <w:proofErr w:type="spellEnd"/>
-            <w:r>
-              <w:rPr>
-                <w:rFonts w:ascii="Bookman Old Style" w:eastAsia="Bookman Old Style" w:hAnsi="Bookman Old Style" w:cs="Bookman Old Style"/>
-                <w:b/>
-                <w:sz w:val="24"/>
-                <w:szCs w:val="24"/>
-              </w:rPr>
-              <w:t>}}</w:t>
+              <w:t>{{client_name}}</w:t>
             </w:r>
           </w:p>
           <w:p>
@@ -496,17 +456,8 @@
           <w:rFonts w:ascii="Bookman Old Style" w:hAnsi="Bookman Old Style" w:cs="Arial"/>
           <w:b/>
         </w:rPr>
-        <w:t>-----------------</w:t>
-      </w:r>
-      <w:proofErr w:type="spellStart"/>
-      <w:r>
-        <w:rPr>
-          <w:rFonts w:ascii="Bookman Old Style" w:hAnsi="Bookman Old Style" w:cs="Arial"/>
-          <w:b/>
-        </w:rPr>
-        <w:t>x</w:t>
-      </w:r>
-      <w:proofErr w:type="spellEnd"/>
+        <w:t>-----------------x</w:t>
+      </w:r>
     </w:p>
     <w:p/>
     <w:p>
@@ -542,40 +493,19 @@
         <w:jc w:val="both"/>
         <w:rPr>
           <w:rFonts w:ascii="Bookman Old Style" w:hAnsi="Bookman Old Style" w:cs="Arial"/>
-          <w:b/>
-        </w:rPr>
-      </w:pPr>
-      <w:r>
-        <w:rPr>
-          <w:rFonts w:ascii="Bookman Old Style" w:hAnsi="Bookman Old Style" w:cs="Arial"/>
-        </w:rPr>
-        <w:t xml:space="preserve">For consideration before the Board is the pollution case of Respondent docketed as </w:t>
-      </w:r>
-      <w:r>
-        <w:rPr>
-          <w:rFonts w:ascii="Bookman Old Style" w:hAnsi="Bookman Old Style" w:cs="Arial"/>
-        </w:rPr>
-        <w:t xml:space="preserve">DENR-PAB CASE NO. NCR </w:t>
-      </w:r>
-      <w:r>
-        <w:rPr>
-          <w:rFonts w:ascii="Bookman Old Style" w:hAnsi="Bookman Old Style" w:cs="Arial"/>
-        </w:rPr>
-        <w:t>{{</w:t>
-      </w:r>
-      <w:proofErr w:type="spellStart"/>
-      <w:r>
-        <w:rPr>
-          <w:rFonts w:ascii="Bookman Old Style" w:hAnsi="Bookman Old Style" w:cs="Arial"/>
-        </w:rPr>
-        <w:t>case_number_only</w:t>
-      </w:r>
-      <w:proofErr w:type="spellEnd"/>
-      <w:r>
-        <w:rPr>
-          <w:rFonts w:ascii="Bookman Old Style" w:hAnsi="Bookman Old Style" w:cs="Arial"/>
-        </w:rPr>
-        <w:t>}}</w:t>
+        </w:rPr>
+      </w:pPr>
+      <w:r>
+        <w:rPr>
+          <w:rFonts w:ascii="Bookman Old Style" w:hAnsi="Bookman Old Style" w:cs="Arial"/>
+        </w:rPr>
+        <w:t xml:space="preserve">For consideration before the Board is the pollution case of Respondent docketed as DENR-PAB CASE NO. NCR </w:t>
+      </w:r>
+      <w:r>
+        <w:rPr>
+          <w:rFonts w:ascii="Bookman Old Style" w:hAnsi="Bookman Old Style" w:cs="Arial"/>
+        </w:rPr>
+        <w:t>{{case_number_only}}</w:t>
       </w:r>
       <w:r>
         <w:rPr>
@@ -609,7 +539,6 @@
         <w:jc w:val="both"/>
         <w:rPr>
           <w:rFonts w:ascii="Bookman Old Style" w:hAnsi="Bookman Old Style" w:cs="Arial"/>
-          <w:bCs/>
           <w:i/>
         </w:rPr>
       </w:pPr>
@@ -617,69 +546,19 @@
         <w:rPr>
           <w:rFonts w:ascii="Bookman Old Style" w:hAnsi="Bookman Old Style" w:cs="Arial"/>
         </w:rPr>
-        <w:t>Records of the case reveal that</w:t>
-      </w:r>
-      <w:r>
-        <w:rPr>
-          <w:rFonts w:ascii="Bookman Old Style" w:hAnsi="Bookman Old Style" w:cs="Arial"/>
-        </w:rPr>
-        <w:t>,</w:t>
-      </w:r>
-      <w:r>
-        <w:rPr>
-          <w:rFonts w:ascii="Bookman Old Style" w:hAnsi="Bookman Old Style" w:cs="Arial"/>
-        </w:rPr>
-        <w:t xml:space="preserve"> based on the inspection conducted by the </w:t>
-      </w:r>
-      <w:r>
-        <w:rPr>
-          <w:rFonts w:ascii="Bookman Old Style" w:hAnsi="Bookman Old Style" w:cs="Arial"/>
-        </w:rPr>
-        <w:t xml:space="preserve">technical </w:t>
-      </w:r>
-      <w:r>
-        <w:rPr>
-          <w:rFonts w:ascii="Bookman Old Style" w:hAnsi="Bookman Old Style" w:cs="Arial"/>
-        </w:rPr>
-        <w:t xml:space="preserve">personnel of </w:t>
-      </w:r>
-      <w:r>
-        <w:rPr>
-          <w:rFonts w:ascii="Bookman Old Style" w:hAnsi="Bookman Old Style" w:cs="Arial"/>
-        </w:rPr>
-        <w:t xml:space="preserve">this Office on </w:t>
-      </w:r>
-      <w:r>
-        <w:rPr>
-          <w:rFonts w:ascii="Bookman Old Style" w:hAnsi="Bookman Old Style" w:cs="Arial"/>
-        </w:rPr>
-        <w:t>{{</w:t>
-      </w:r>
-      <w:proofErr w:type="spellStart"/>
-      <w:r>
-        <w:rPr>
-          <w:rFonts w:ascii="Bookman Old Style" w:hAnsi="Bookman Old Style" w:cs="Arial"/>
-        </w:rPr>
-        <w:t>date_of_inspection</w:t>
-      </w:r>
-      <w:proofErr w:type="spellEnd"/>
-      <w:r>
-        <w:rPr>
-          <w:rFonts w:ascii="Bookman Old Style" w:hAnsi="Bookman Old Style" w:cs="Arial"/>
-        </w:rPr>
-        <w:t>}}</w:t>
-      </w:r>
-      <w:r>
-        <w:rPr>
-          <w:rFonts w:ascii="Bookman Old Style" w:hAnsi="Bookman Old Style" w:cs="Arial"/>
-        </w:rPr>
-        <w:t xml:space="preserve">, </w:t>
-      </w:r>
-      <w:r>
-        <w:rPr>
-          <w:rFonts w:ascii="Bookman Old Style" w:hAnsi="Bookman Old Style" w:cs="Arial"/>
-        </w:rPr>
-        <w:t xml:space="preserve">Respondent </w:t>
+        <w:t xml:space="preserve">Records of the case reveal that, based on the inspection conducted by the technical personnel of this Office on </w:t>
+      </w:r>
+      <w:r>
+        <w:rPr>
+          <w:rFonts w:ascii="Bookman Old Style" w:hAnsi="Bookman Old Style" w:cs="Arial"/>
+        </w:rPr>
+        <w:t>{{date_of_inspection}}</w:t>
+      </w:r>
+      <w:r>
+        <w:rPr>
+          <w:rFonts w:ascii="Bookman Old Style" w:hAnsi="Bookman Old Style" w:cs="Arial"/>
+        </w:rPr>
+        <w:t xml:space="preserve">, Respondent </w:t>
       </w:r>
       <w:r>
         <w:rPr>
@@ -711,19 +590,11 @@
         </w:rPr>
         <w:t xml:space="preserve"> </w:t>
       </w:r>
-      <w:proofErr w:type="gramStart"/>
-      <w:r>
-        <w:rPr>
-          <w:rFonts w:ascii="Bookman Old Style" w:hAnsi="Bookman Old Style" w:cs="Arial"/>
-        </w:rPr>
-        <w:t>{{ v</w:t>
-      </w:r>
-      <w:proofErr w:type="gramEnd"/>
-      <w:r>
-        <w:rPr>
-          <w:rFonts w:ascii="Bookman Old Style" w:hAnsi="Bookman Old Style" w:cs="Arial"/>
-        </w:rPr>
-        <w:t xml:space="preserve"> }}</w:t>
+      <w:r>
+        <w:rPr>
+          <w:rFonts w:ascii="Bookman Old Style" w:hAnsi="Bookman Old Style" w:cs="Arial"/>
+        </w:rPr>
+        <w:t>{{ v }}</w:t>
       </w:r>
       <w:r>
         <w:rPr>
@@ -735,21 +606,7 @@
         <w:rPr>
           <w:rFonts w:ascii="Bookman Old Style" w:hAnsi="Bookman Old Style" w:cs="Arial"/>
         </w:rPr>
-        <w:t xml:space="preserve">{% </w:t>
-      </w:r>
-      <w:proofErr w:type="spellStart"/>
-      <w:r>
-        <w:rPr>
-          <w:rFonts w:ascii="Bookman Old Style" w:hAnsi="Bookman Old Style" w:cs="Arial"/>
-        </w:rPr>
-        <w:t>endfor</w:t>
-      </w:r>
-      <w:proofErr w:type="spellEnd"/>
-      <w:r>
-        <w:rPr>
-          <w:rFonts w:ascii="Bookman Old Style" w:hAnsi="Bookman Old Style" w:cs="Arial"/>
-        </w:rPr>
-        <w:t xml:space="preserve"> %}</w:t>
+        <w:t>{% endfor %}</w:t>
       </w:r>
     </w:p>
     <w:p>
@@ -779,52 +636,21 @@
       <w:r>
         <w:rPr>
           <w:rFonts w:ascii="Bookman Old Style" w:hAnsi="Bookman Old Style" w:cs="Arial"/>
-          <w:b/>
-          <w:bCs/>
         </w:rPr>
         <w:t>{{</w:t>
       </w:r>
-      <w:proofErr w:type="spellStart"/>
       <w:r>
         <w:rPr>
           <w:rFonts w:ascii="Bookman Old Style" w:hAnsi="Bookman Old Style" w:cs="Arial"/>
           <w:lang w:val="en-PH"/>
         </w:rPr>
-        <w:t>date_of_notice_of_violation</w:t>
-      </w:r>
-      <w:proofErr w:type="spellEnd"/>
-      <w:r>
-        <w:rPr>
-          <w:rFonts w:ascii="Bookman Old Style" w:hAnsi="Bookman Old Style" w:cs="Arial"/>
-          <w:b/>
-          <w:bCs/>
-          <w:lang w:val="en-PH"/>
-        </w:rPr>
-        <w:t>}}</w:t>
-      </w:r>
-      <w:r>
-        <w:rPr>
-          <w:rFonts w:ascii="Bookman Old Style" w:hAnsi="Bookman Old Style" w:cs="Arial"/>
-        </w:rPr>
-        <w:t xml:space="preserve"> and</w:t>
-      </w:r>
-      <w:r>
-        <w:rPr>
-          <w:rFonts w:ascii="Bookman Old Style" w:hAnsi="Bookman Old Style" w:cs="Arial"/>
-        </w:rPr>
-        <w:t xml:space="preserve"> </w:t>
-      </w:r>
-      <w:r>
-        <w:rPr>
-          <w:rFonts w:ascii="Bookman Old Style" w:hAnsi="Bookman Old Style" w:cs="Arial"/>
-        </w:rPr>
-        <w:t xml:space="preserve">Respondent </w:t>
-      </w:r>
-      <w:r>
-        <w:rPr>
-          <w:rFonts w:ascii="Bookman Old Style" w:hAnsi="Bookman Old Style" w:cs="Arial"/>
-        </w:rPr>
-        <w:t xml:space="preserve">was given an opportunity to explain why it should not be penalized under the law. </w:t>
+        <w:t>date_of_notice_of_violation}}</w:t>
+      </w:r>
+      <w:r>
+        <w:rPr>
+          <w:rFonts w:ascii="Bookman Old Style" w:hAnsi="Bookman Old Style" w:cs="Arial"/>
+        </w:rPr>
+        <w:t xml:space="preserve"> and Respondent was given an opportunity to explain why it should not be penalized under the law. </w:t>
       </w:r>
     </w:p>
     <w:p>
@@ -845,46 +671,14 @@
       <w:r>
         <w:rPr>
           <w:rFonts w:ascii="Bookman Old Style" w:eastAsia="Bookman Old Style" w:hAnsi="Bookman Old Style" w:cs="Bookman Old Style"/>
-          <w:b/>
-          <w:bCs/>
-        </w:rPr>
-        <w:t>[</w:t>
-      </w:r>
-      <w:proofErr w:type="spellStart"/>
-      <w:r>
-        <w:rPr>
-          <w:rFonts w:ascii="Bookman Old Style" w:eastAsia="Bookman Old Style" w:hAnsi="Bookman Old Style" w:cs="Bookman Old Style"/>
-          <w:b/>
-          <w:bCs/>
-        </w:rPr>
-        <w:t>date_of_reply</w:t>
-      </w:r>
-      <w:proofErr w:type="spellEnd"/>
-      <w:r>
-        <w:rPr>
-          <w:rFonts w:ascii="Bookman Old Style" w:eastAsia="Bookman Old Style" w:hAnsi="Bookman Old Style" w:cs="Bookman Old Style"/>
-          <w:b/>
-          <w:bCs/>
-        </w:rPr>
-        <w:t>]</w:t>
-      </w:r>
-      <w:r>
-        <w:rPr>
-          <w:rFonts w:ascii="Bookman Old Style" w:eastAsia="Bookman Old Style" w:hAnsi="Bookman Old Style" w:cs="Bookman Old Style"/>
-        </w:rPr>
-        <w:t xml:space="preserve">, Respondent submitted its Position Paper to formally contest the alleged violations and the findings of this Office. </w:t>
-      </w:r>
-      <w:r>
-        <w:rPr>
-          <w:rFonts w:ascii="Bookman Old Style" w:eastAsia="Bookman Old Style" w:hAnsi="Bookman Old Style" w:cs="Bookman Old Style"/>
-        </w:rPr>
-        <w:t>Although belatedly,</w:t>
-      </w:r>
-      <w:r>
-        <w:rPr>
-          <w:rFonts w:ascii="Bookman Old Style" w:eastAsia="Bookman Old Style" w:hAnsi="Bookman Old Style" w:cs="Bookman Old Style"/>
-        </w:rPr>
-        <w:t xml:space="preserve"> through this submission, the Respondent prayed for consideration and the non-imposition of penalties, if possible.</w:t>
+        </w:rPr>
+        <w:t>[date_of_reply]</w:t>
+      </w:r>
+      <w:r>
+        <w:rPr>
+          <w:rFonts w:ascii="Bookman Old Style" w:eastAsia="Bookman Old Style" w:hAnsi="Bookman Old Style" w:cs="Bookman Old Style"/>
+        </w:rPr>
+        <w:t>, Respondent submitted its Position Paper to formally contest the alleged violations and the findings of this Office. Although belatedly, through this submission, the Respondent prayed for consideration and the non-imposition of penalties, if possible.</w:t>
       </w:r>
     </w:p>
     <w:p>
@@ -1098,21 +892,12 @@
           <w:b/>
         </w:rPr>
       </w:pPr>
-      <w:proofErr w:type="gramStart"/>
       <w:r>
         <w:rPr>
           <w:rFonts w:ascii="Bookman Old Style" w:eastAsia="Bookman Old Style" w:hAnsi="Bookman Old Style" w:cs="Bookman Old Style"/>
           <w:b/>
         </w:rPr>
-        <w:t>SO</w:t>
-      </w:r>
-      <w:proofErr w:type="gramEnd"/>
-      <w:r>
-        <w:rPr>
-          <w:rFonts w:ascii="Bookman Old Style" w:eastAsia="Bookman Old Style" w:hAnsi="Bookman Old Style" w:cs="Bookman Old Style"/>
-          <w:b/>
-        </w:rPr>
-        <w:t xml:space="preserve"> ORDERED.</w:t>
+        <w:t>SO ORDERED.</w:t>
       </w:r>
     </w:p>
     <w:p>
@@ -1400,27 +1185,7 @@
         <w:sz w:val="20"/>
         <w:szCs w:val="20"/>
       </w:rPr>
-      <w:t>{{</w:t>
-    </w:r>
-    <w:proofErr w:type="spellStart"/>
-    <w:r>
-      <w:rPr>
-        <w:rFonts w:ascii="Bookman Old Style" w:eastAsia="Bookman Old Style" w:hAnsi="Bookman Old Style" w:cs="Bookman Old Style"/>
-        <w:b/>
-        <w:sz w:val="20"/>
-        <w:szCs w:val="20"/>
-      </w:rPr>
-      <w:t>client_name</w:t>
-    </w:r>
-    <w:proofErr w:type="spellEnd"/>
-    <w:r>
-      <w:rPr>
-        <w:rFonts w:ascii="Bookman Old Style" w:eastAsia="Bookman Old Style" w:hAnsi="Bookman Old Style" w:cs="Bookman Old Style"/>
-        <w:b/>
-        <w:sz w:val="20"/>
-        <w:szCs w:val="20"/>
-      </w:rPr>
-      <w:t>}}</w:t>
+      <w:t>{{client_name}}</w:t>
     </w:r>
     <w:r>
       <w:rPr>
@@ -1555,27 +1320,7 @@
         <w:sz w:val="20"/>
         <w:szCs w:val="20"/>
       </w:rPr>
-      <w:t>{{</w:t>
-    </w:r>
-    <w:proofErr w:type="spellStart"/>
-    <w:r>
-      <w:rPr>
-        <w:rFonts w:ascii="Bookman Old Style" w:eastAsia="Bookman Old Style" w:hAnsi="Bookman Old Style" w:cs="Bookman Old Style"/>
-        <w:bCs/>
-        <w:sz w:val="20"/>
-        <w:szCs w:val="20"/>
-      </w:rPr>
-      <w:t>case_number_only</w:t>
-    </w:r>
-    <w:proofErr w:type="spellEnd"/>
-    <w:r>
-      <w:rPr>
-        <w:rFonts w:ascii="Bookman Old Style" w:eastAsia="Bookman Old Style" w:hAnsi="Bookman Old Style" w:cs="Bookman Old Style"/>
-        <w:bCs/>
-        <w:sz w:val="20"/>
-        <w:szCs w:val="20"/>
-      </w:rPr>
-      <w:t>}}</w:t>
+      <w:t>{{case_number_only}}</w:t>
     </w:r>
     <w:r>
       <w:rPr>
@@ -1617,27 +1362,7 @@
         <w:sz w:val="20"/>
         <w:szCs w:val="20"/>
       </w:rPr>
-      <w:t>{{</w:t>
-    </w:r>
-    <w:proofErr w:type="spellStart"/>
-    <w:r>
-      <w:rPr>
-        <w:rFonts w:ascii="Bookman Old Style" w:eastAsia="Bookman Old Style" w:hAnsi="Bookman Old Style" w:cs="Bookman Old Style"/>
-        <w:bCs/>
-        <w:sz w:val="20"/>
-        <w:szCs w:val="20"/>
-      </w:rPr>
-      <w:t>case_number</w:t>
-    </w:r>
-    <w:proofErr w:type="spellEnd"/>
-    <w:r>
-      <w:rPr>
-        <w:rFonts w:ascii="Bookman Old Style" w:eastAsia="Bookman Old Style" w:hAnsi="Bookman Old Style" w:cs="Bookman Old Style"/>
-        <w:bCs/>
-        <w:sz w:val="20"/>
-        <w:szCs w:val="20"/>
-      </w:rPr>
-      <w:t>}}</w:t>
+      <w:t>{{case_number}}</w:t>
     </w:r>
   </w:p>
 </w:ftr>
